--- a/downloads/documents/04 Units/Unit 02 - Individual Growth and Life Readiness - Me, My Goals, My Money/Lesson 02.07 - Needs vs Wants Showdown.docx
+++ b/downloads/documents/04 Units/Unit 02 - Individual Growth and Life Readiness - Me, My Goals, My Money/Lesson 02.07 - Needs vs Wants Showdown.docx
@@ -311,7 +311,7 @@
         <w:t xml:space="preserve"> </w:t>
       </w:r>
       <w:r>
-        <w:t xml:space="preserve">for Turkish, Portuguese, and Spanish.</w:t>
+        <w:t xml:space="preserve">for Spanish.</w:t>
       </w:r>
     </w:p>
     <w:p>
@@ -1125,7 +1125,7 @@
         <w:pStyle w:val="Compact"/>
       </w:pPr>
       <w:r>
-        <w:t xml:space="preserve">ELL: every card has a picture cue described on it and a one-word label; the three category words are on the sorting mats in English, Turkish, Portuguese, and Spanish (see</w:t>
+        <w:t xml:space="preserve">ELL: every card has a picture cue described on it and a one-word label; the three category words are on the sorting mats in English and Spanish (see</w:t>
       </w:r>
       <w:r>
         <w:t xml:space="preserve"> </w:t>

--- a/downloads/documents/04 Units/Unit 02 - Individual Growth and Life Readiness - Me, My Goals, My Money/Lesson 02.07 - Needs vs Wants Showdown.docx
+++ b/downloads/documents/04 Units/Unit 02 - Individual Growth and Life Readiness - Me, My Goals, My Money/Lesson 02.07 - Needs vs Wants Showdown.docx
@@ -164,7 +164,7 @@
         <w:pStyle w:val="FirstParagraph"/>
       </w:pPr>
       <w:r>
-        <w:t xml:space="preserve">Note on the National FCS line: the task named 2.1.1, which is the time management competency (using time, organization, and process skills to rank tasks and reach goals). 2.1.2 is the needs and wants competency and is printed in the IGLR module’s own Standards Addressed block, so it is cited here instead.</w:t>
+        <w:t xml:space="preserve">Note on the National FCS line: the unit plan named 2.1.1, which is the time management competency (using time, organization, and process skills to rank tasks and reach goals). 2.1.2 is the needs and wants competency and is printed in the IGLR module’s own Standards Addressed block, so it is cited here instead.</w:t>
       </w:r>
     </w:p>
     <w:p>
